--- a/ru/wisdom-stories/glass-of-milk.docx
+++ b/ru/wisdom-stories/glass-of-milk.docx
@@ -126,7 +126,7 @@
           <w:color w:val="000000"/>
           <w:sz w:val="22"/>
         </w:rPr>
-        <w:t>Отойдя от дома, он почувствовал себя сильнее не только физически, но и духовно. Его вера в Бога и людей вновь окрепла.</w:t>
+        <w:t>Отойдя от дома, он почувствовал себя сильнее не только физически, но и духовно. Его вера в Аллаха и людей вновь окрепла.</w:t>
       </w:r>
     </w:p>
     <w:p>
@@ -252,7 +252,7 @@
           <w:color w:val="9A7417"/>
           <w:sz w:val="22"/>
         </w:rPr>
-        <w:t xml:space="preserve">Мораль: </w:t>
+        <w:t>Мораль: Бескорыстное добро не исчезает. Оно записывается на невидимом счёте и однажды возвращается — порой тогда, когда мы меньше всего этого ожидаем.</w:t>
       </w:r>
       <w:r>
         <w:rPr>
@@ -262,7 +262,6 @@
           <w:color w:val="3F3826"/>
           <w:sz w:val="22"/>
         </w:rPr>
-        <w:t>Бескорыстное добро не исчезает. Оно записывается на невидимом счёте и однажды возвращается — порой тогда, когда мы меньше всего этого ожидаем.</w:t>
       </w:r>
     </w:p>
     <w:p>
